--- a/pr-preview/pr-134/random-variables.docx
+++ b/pr-preview/pr-134/random-variables.docx
@@ -15,7 +15,7 @@
         <w:pStyle w:val="Date"/>
       </w:pPr>
       <w:r>
-        <w:t xml:space="preserve">Last modified: 2026-10-14 11:03:41 (PDT)</w:t>
+        <w:t xml:space="preserve">Last modified: 2026-10-14 14:03:58 (PDT)</w:t>
       </w:r>
     </w:p>
     <w:bookmarkStart w:id="25" w:name="sec-random-variables"/>

--- a/pr-preview/pr-134/random-variables.docx
+++ b/pr-preview/pr-134/random-variables.docx
@@ -15,7 +15,7 @@
         <w:pStyle w:val="Date"/>
       </w:pPr>
       <w:r>
-        <w:t xml:space="preserve">Last modified: 2026-10-14 14:03:58 (PDT)</w:t>
+        <w:t xml:space="preserve">Last modified: 2026-10-14 14:49:11 (PDT)</w:t>
       </w:r>
     </w:p>
     <w:bookmarkStart w:id="25" w:name="sec-random-variables"/>

--- a/pr-preview/pr-134/random-variables.docx
+++ b/pr-preview/pr-134/random-variables.docx
@@ -15,7 +15,7 @@
         <w:pStyle w:val="Date"/>
       </w:pPr>
       <w:r>
-        <w:t xml:space="preserve">Last modified: 2026-10-14 14:49:11 (PDT)</w:t>
+        <w:t xml:space="preserve">Last modified: 2026-10-14 15:13:10 (PDT)</w:t>
       </w:r>
     </w:p>
     <w:bookmarkStart w:id="25" w:name="sec-random-variables"/>
@@ -12284,22 +12284,29 @@
         </m:oMathParaPr>
         <m:oMath>
           <m:r>
+            <m:rPr>
+              <m:sty m:val="p"/>
+            </m:rPr>
             <m:t>F</m:t>
           </m:r>
           <m:r>
-            <m:rPr>
-              <m:sty m:val="p"/>
-            </m:rPr>
-            <m:t>(</m:t>
+            <m:t>​</m:t>
           </m:r>
+          <m:d>
+            <m:dPr>
+              <m:begChr m:val="("/>
+              <m:sepChr m:val=""/>
+              <m:endChr m:val=")"/>
+              <m:grow/>
+            </m:dPr>
+            <m:e>
+              <m:r>
+                <m:t>t</m:t>
+              </m:r>
+            </m:e>
+          </m:d>
           <m:r>
-            <m:t>t</m:t>
-          </m:r>
-          <m:r>
-            <m:rPr>
-              <m:sty m:val="p"/>
-            </m:rPr>
-            <m:t>)</m:t>
+            <m:t>​</m:t>
           </m:r>
           <m:limUpp>
             <m:e>
@@ -12493,22 +12500,29 @@
         </m:oMathParaPr>
         <m:oMath>
           <m:r>
+            <m:rPr>
+              <m:sty m:val="p"/>
+            </m:rPr>
             <m:t>F</m:t>
           </m:r>
           <m:r>
-            <m:rPr>
-              <m:sty m:val="p"/>
-            </m:rPr>
-            <m:t>(</m:t>
+            <m:t>​</m:t>
           </m:r>
+          <m:d>
+            <m:dPr>
+              <m:begChr m:val="("/>
+              <m:sepChr m:val=""/>
+              <m:endChr m:val=")"/>
+              <m:grow/>
+            </m:dPr>
+            <m:e>
+              <m:r>
+                <m:t>t</m:t>
+              </m:r>
+            </m:e>
+          </m:d>
           <m:r>
-            <m:t>t</m:t>
-          </m:r>
-          <m:r>
-            <m:rPr>
-              <m:sty m:val="p"/>
-            </m:rPr>
-            <m:t>)</m:t>
+            <m:t>​</m:t>
           </m:r>
           <m:r>
             <m:rPr>
@@ -12734,6 +12748,9 @@
       </w:r>
       <m:oMath>
         <m:r>
+          <m:rPr>
+            <m:sty m:val="p"/>
+          </m:rPr>
           <m:t>F</m:t>
         </m:r>
       </m:oMath>
@@ -12807,22 +12824,29 @@
             </m:lim>
           </m:limLow>
           <m:r>
+            <m:rPr>
+              <m:sty m:val="p"/>
+            </m:rPr>
             <m:t>F</m:t>
           </m:r>
           <m:r>
-            <m:rPr>
-              <m:sty m:val="p"/>
-            </m:rPr>
-            <m:t>(</m:t>
+            <m:t>​</m:t>
           </m:r>
+          <m:d>
+            <m:dPr>
+              <m:begChr m:val="("/>
+              <m:sepChr m:val=""/>
+              <m:endChr m:val=")"/>
+              <m:grow/>
+            </m:dPr>
+            <m:e>
+              <m:r>
+                <m:t>t</m:t>
+              </m:r>
+            </m:e>
+          </m:d>
           <m:r>
-            <m:t>t</m:t>
-          </m:r>
-          <m:r>
-            <m:rPr>
-              <m:sty m:val="p"/>
-            </m:rPr>
-            <m:t>)</m:t>
+            <m:t>​</m:t>
           </m:r>
           <m:r>
             <m:rPr>
@@ -12870,22 +12894,29 @@
             </m:lim>
           </m:limLow>
           <m:r>
+            <m:rPr>
+              <m:sty m:val="p"/>
+            </m:rPr>
             <m:t>F</m:t>
           </m:r>
           <m:r>
-            <m:rPr>
-              <m:sty m:val="p"/>
-            </m:rPr>
-            <m:t>(</m:t>
+            <m:t>​</m:t>
           </m:r>
+          <m:d>
+            <m:dPr>
+              <m:begChr m:val="("/>
+              <m:sepChr m:val=""/>
+              <m:endChr m:val=")"/>
+              <m:grow/>
+            </m:dPr>
+            <m:e>
+              <m:r>
+                <m:t>t</m:t>
+              </m:r>
+            </m:e>
+          </m:d>
           <m:r>
-            <m:t>t</m:t>
-          </m:r>
-          <m:r>
-            <m:rPr>
-              <m:sty m:val="p"/>
-            </m:rPr>
-            <m:t>)</m:t>
+            <m:t>​</m:t>
           </m:r>
           <m:r>
             <m:rPr>
@@ -13094,22 +13125,29 @@
           <m:eqArr>
             <m:e>
               <m:r>
+                <m:rPr>
+                  <m:sty m:val="p"/>
+                </m:rPr>
                 <m:t>F</m:t>
               </m:r>
               <m:r>
-                <m:rPr>
-                  <m:sty m:val="p"/>
-                </m:rPr>
-                <m:t>(</m:t>
-              </m:r>
-              <m:r>
-                <m:t>t</m:t>
-              </m:r>
-              <m:r>
-                <m:rPr>
-                  <m:sty m:val="p"/>
-                </m:rPr>
-                <m:t>)</m:t>
+                <m:t>​</m:t>
+              </m:r>
+              <m:d>
+                <m:dPr>
+                  <m:begChr m:val="("/>
+                  <m:sepChr m:val=""/>
+                  <m:endChr m:val=")"/>
+                  <m:grow/>
+                </m:dPr>
+                <m:e>
+                  <m:r>
+                    <m:t>t</m:t>
+                  </m:r>
+                </m:e>
+              </m:d>
+              <m:r>
+                <m:t>​</m:t>
               </m:r>
               <m:r>
                 <m:t>&amp;</m:t>
@@ -13274,22 +13312,29 @@
                 <m:t>=</m:t>
               </m:r>
               <m:r>
+                <m:rPr>
+                  <m:sty m:val="p"/>
+                </m:rPr>
                 <m:t>F</m:t>
               </m:r>
               <m:r>
-                <m:rPr>
-                  <m:sty m:val="p"/>
-                </m:rPr>
-                <m:t>(</m:t>
-              </m:r>
-              <m:r>
-                <m:t>s</m:t>
-              </m:r>
-              <m:r>
-                <m:rPr>
-                  <m:sty m:val="p"/>
-                </m:rPr>
-                <m:t>)</m:t>
+                <m:t>​</m:t>
+              </m:r>
+              <m:d>
+                <m:dPr>
+                  <m:begChr m:val="("/>
+                  <m:sepChr m:val=""/>
+                  <m:endChr m:val=")"/>
+                  <m:grow/>
+                </m:dPr>
+                <m:e>
+                  <m:r>
+                    <m:t>s</m:t>
+                  </m:r>
+                </m:e>
+              </m:d>
+              <m:r>
+                <m:t>​</m:t>
               </m:r>
               <m:r>
                 <m:t>&amp;</m:t>
@@ -13587,28 +13632,35 @@
       </w:r>
       <m:oMath>
         <m:r>
+          <m:rPr>
+            <m:sty m:val="p"/>
+          </m:rPr>
           <m:t>F</m:t>
         </m:r>
         <m:r>
-          <m:rPr>
-            <m:sty m:val="p"/>
-          </m:rPr>
-          <m:t>(</m:t>
-        </m:r>
-        <m:r>
-          <m:rPr>
-            <m:sty m:val="p"/>
-          </m:rPr>
-          <m:t>−</m:t>
-        </m:r>
-        <m:r>
-          <m:t>n</m:t>
-        </m:r>
-        <m:r>
-          <m:rPr>
-            <m:sty m:val="p"/>
-          </m:rPr>
-          <m:t>)</m:t>
+          <m:t>​</m:t>
+        </m:r>
+        <m:d>
+          <m:dPr>
+            <m:begChr m:val="("/>
+            <m:sepChr m:val=""/>
+            <m:endChr m:val=")"/>
+            <m:grow/>
+          </m:dPr>
+          <m:e>
+            <m:r>
+              <m:rPr>
+                <m:sty m:val="p"/>
+              </m:rPr>
+              <m:t>−</m:t>
+            </m:r>
+            <m:r>
+              <m:t>n</m:t>
+            </m:r>
+          </m:e>
+        </m:d>
+        <m:r>
+          <m:t>​</m:t>
         </m:r>
         <m:r>
           <m:rPr>
@@ -13705,22 +13757,29 @@
           <m:t>≤</m:t>
         </m:r>
         <m:r>
+          <m:rPr>
+            <m:sty m:val="p"/>
+          </m:rPr>
           <m:t>F</m:t>
         </m:r>
         <m:r>
-          <m:rPr>
-            <m:sty m:val="p"/>
-          </m:rPr>
-          <m:t>(</m:t>
-        </m:r>
-        <m:r>
-          <m:t>t</m:t>
-        </m:r>
-        <m:r>
-          <m:rPr>
-            <m:sty m:val="p"/>
-          </m:rPr>
-          <m:t>)</m:t>
+          <m:t>​</m:t>
+        </m:r>
+        <m:d>
+          <m:dPr>
+            <m:begChr m:val="("/>
+            <m:sepChr m:val=""/>
+            <m:endChr m:val=")"/>
+            <m:grow/>
+          </m:dPr>
+          <m:e>
+            <m:r>
+              <m:t>t</m:t>
+            </m:r>
+          </m:e>
+        </m:d>
+        <m:r>
+          <m:t>​</m:t>
         </m:r>
         <m:r>
           <m:rPr>
@@ -13729,28 +13788,35 @@
           <m:t>≤</m:t>
         </m:r>
         <m:r>
+          <m:rPr>
+            <m:sty m:val="p"/>
+          </m:rPr>
           <m:t>F</m:t>
         </m:r>
         <m:r>
-          <m:rPr>
-            <m:sty m:val="p"/>
-          </m:rPr>
-          <m:t>(</m:t>
-        </m:r>
-        <m:r>
-          <m:rPr>
-            <m:sty m:val="p"/>
-          </m:rPr>
-          <m:t>−</m:t>
-        </m:r>
-        <m:r>
-          <m:t>n</m:t>
-        </m:r>
-        <m:r>
-          <m:rPr>
-            <m:sty m:val="p"/>
-          </m:rPr>
-          <m:t>)</m:t>
+          <m:t>​</m:t>
+        </m:r>
+        <m:d>
+          <m:dPr>
+            <m:begChr m:val="("/>
+            <m:sepChr m:val=""/>
+            <m:endChr m:val=")"/>
+            <m:grow/>
+          </m:dPr>
+          <m:e>
+            <m:r>
+              <m:rPr>
+                <m:sty m:val="p"/>
+              </m:rPr>
+              <m:t>−</m:t>
+            </m:r>
+            <m:r>
+              <m:t>n</m:t>
+            </m:r>
+          </m:e>
+        </m:d>
+        <m:r>
+          <m:t>​</m:t>
         </m:r>
       </m:oMath>
       <w:r>
@@ -13761,6 +13827,9 @@
       </w:r>
       <m:oMath>
         <m:r>
+          <m:rPr>
+            <m:sty m:val="p"/>
+          </m:rPr>
           <m:t>F</m:t>
         </m:r>
       </m:oMath>
@@ -13781,22 +13850,29 @@
       </w:r>
       <m:oMath>
         <m:r>
+          <m:rPr>
+            <m:sty m:val="p"/>
+          </m:rPr>
           <m:t>F</m:t>
         </m:r>
         <m:r>
-          <m:rPr>
-            <m:sty m:val="p"/>
-          </m:rPr>
-          <m:t>(</m:t>
-        </m:r>
-        <m:r>
-          <m:t>t</m:t>
-        </m:r>
-        <m:r>
-          <m:rPr>
-            <m:sty m:val="p"/>
-          </m:rPr>
-          <m:t>)</m:t>
+          <m:t>​</m:t>
+        </m:r>
+        <m:d>
+          <m:dPr>
+            <m:begChr m:val="("/>
+            <m:sepChr m:val=""/>
+            <m:endChr m:val=")"/>
+            <m:grow/>
+          </m:dPr>
+          <m:e>
+            <m:r>
+              <m:t>t</m:t>
+            </m:r>
+          </m:e>
+        </m:d>
+        <m:r>
+          <m:t>​</m:t>
         </m:r>
         <m:r>
           <m:rPr>
@@ -14121,22 +14197,29 @@
           <m:eqArr>
             <m:e>
               <m:r>
+                <m:rPr>
+                  <m:sty m:val="p"/>
+                </m:rPr>
                 <m:t>F</m:t>
               </m:r>
               <m:r>
-                <m:rPr>
-                  <m:sty m:val="p"/>
-                </m:rPr>
-                <m:t>(</m:t>
-              </m:r>
-              <m:r>
-                <m:t>n</m:t>
-              </m:r>
-              <m:r>
-                <m:rPr>
-                  <m:sty m:val="p"/>
-                </m:rPr>
-                <m:t>)</m:t>
+                <m:t>​</m:t>
+              </m:r>
+              <m:d>
+                <m:dPr>
+                  <m:begChr m:val="("/>
+                  <m:sepChr m:val=""/>
+                  <m:endChr m:val=")"/>
+                  <m:grow/>
+                </m:dPr>
+                <m:e>
+                  <m:r>
+                    <m:t>n</m:t>
+                  </m:r>
+                </m:e>
+              </m:d>
+              <m:r>
+                <m:t>​</m:t>
               </m:r>
               <m:r>
                 <m:t>&amp;</m:t>
@@ -14318,22 +14401,29 @@
       </w:r>
       <m:oMath>
         <m:r>
+          <m:rPr>
+            <m:sty m:val="p"/>
+          </m:rPr>
           <m:t>F</m:t>
         </m:r>
         <m:r>
-          <m:rPr>
-            <m:sty m:val="p"/>
-          </m:rPr>
-          <m:t>(</m:t>
-        </m:r>
-        <m:r>
-          <m:t>n</m:t>
-        </m:r>
-        <m:r>
-          <m:rPr>
-            <m:sty m:val="p"/>
-          </m:rPr>
-          <m:t>)</m:t>
+          <m:t>​</m:t>
+        </m:r>
+        <m:d>
+          <m:dPr>
+            <m:begChr m:val="("/>
+            <m:sepChr m:val=""/>
+            <m:endChr m:val=")"/>
+            <m:grow/>
+          </m:dPr>
+          <m:e>
+            <m:r>
+              <m:t>n</m:t>
+            </m:r>
+          </m:e>
+        </m:d>
+        <m:r>
+          <m:t>​</m:t>
         </m:r>
         <m:r>
           <m:rPr>
@@ -14342,22 +14432,29 @@
           <m:t>≤</m:t>
         </m:r>
         <m:r>
+          <m:rPr>
+            <m:sty m:val="p"/>
+          </m:rPr>
           <m:t>F</m:t>
         </m:r>
         <m:r>
-          <m:rPr>
-            <m:sty m:val="p"/>
-          </m:rPr>
-          <m:t>(</m:t>
-        </m:r>
-        <m:r>
-          <m:t>t</m:t>
-        </m:r>
-        <m:r>
-          <m:rPr>
-            <m:sty m:val="p"/>
-          </m:rPr>
-          <m:t>)</m:t>
+          <m:t>​</m:t>
+        </m:r>
+        <m:d>
+          <m:dPr>
+            <m:begChr m:val="("/>
+            <m:sepChr m:val=""/>
+            <m:endChr m:val=")"/>
+            <m:grow/>
+          </m:dPr>
+          <m:e>
+            <m:r>
+              <m:t>t</m:t>
+            </m:r>
+          </m:e>
+        </m:d>
+        <m:r>
+          <m:t>​</m:t>
         </m:r>
         <m:r>
           <m:rPr>
@@ -14377,6 +14474,9 @@
       </w:r>
       <m:oMath>
         <m:r>
+          <m:rPr>
+            <m:sty m:val="p"/>
+          </m:rPr>
           <m:t>F</m:t>
         </m:r>
       </m:oMath>
@@ -14397,22 +14497,29 @@
       </w:r>
       <m:oMath>
         <m:r>
+          <m:rPr>
+            <m:sty m:val="p"/>
+          </m:rPr>
           <m:t>F</m:t>
         </m:r>
         <m:r>
-          <m:rPr>
-            <m:sty m:val="p"/>
-          </m:rPr>
-          <m:t>(</m:t>
-        </m:r>
-        <m:r>
-          <m:t>t</m:t>
-        </m:r>
-        <m:r>
-          <m:rPr>
-            <m:sty m:val="p"/>
-          </m:rPr>
-          <m:t>)</m:t>
+          <m:t>​</m:t>
+        </m:r>
+        <m:d>
+          <m:dPr>
+            <m:begChr m:val="("/>
+            <m:sepChr m:val=""/>
+            <m:endChr m:val=")"/>
+            <m:grow/>
+          </m:dPr>
+          <m:e>
+            <m:r>
+              <m:t>t</m:t>
+            </m:r>
+          </m:e>
+        </m:d>
+        <m:r>
+          <m:t>​</m:t>
         </m:r>
         <m:r>
           <m:rPr>
@@ -14741,6 +14848,9 @@
       </w:r>
       <m:oMath>
         <m:r>
+          <m:rPr>
+            <m:sty m:val="p"/>
+          </m:rPr>
           <m:t>F</m:t>
         </m:r>
       </m:oMath>
@@ -14774,6 +14884,9 @@
       </w:r>
       <m:oMath>
         <m:r>
+          <m:rPr>
+            <m:sty m:val="p"/>
+          </m:rPr>
           <m:t>F</m:t>
         </m:r>
       </m:oMath>
@@ -14797,22 +14910,29 @@
         </m:oMathParaPr>
         <m:oMath>
           <m:r>
+            <m:rPr>
+              <m:sty m:val="p"/>
+            </m:rPr>
             <m:t>Q</m:t>
           </m:r>
           <m:r>
-            <m:rPr>
-              <m:sty m:val="p"/>
-            </m:rPr>
-            <m:t>(</m:t>
+            <m:t>​</m:t>
           </m:r>
+          <m:d>
+            <m:dPr>
+              <m:begChr m:val="("/>
+              <m:sepChr m:val=""/>
+              <m:endChr m:val=")"/>
+              <m:grow/>
+            </m:dPr>
+            <m:e>
+              <m:r>
+                <m:t>p</m:t>
+              </m:r>
+            </m:e>
+          </m:d>
           <m:r>
-            <m:t>p</m:t>
-          </m:r>
-          <m:r>
-            <m:rPr>
-              <m:sty m:val="p"/>
-            </m:rPr>
-            <m:t>)</m:t>
+            <m:t>​</m:t>
           </m:r>
           <m:limUpp>
             <m:e>
@@ -14840,52 +14960,63 @@
             <m:t>inf</m:t>
           </m:r>
           <m:r>
-            <m:rPr>
-              <m:sty m:val="p"/>
-            </m:rPr>
-            <m:t>{</m:t>
+            <m:t>​</m:t>
           </m:r>
+          <m:d>
+            <m:dPr>
+              <m:begChr m:val="{"/>
+              <m:sepChr m:val=""/>
+              <m:endChr m:val="}"/>
+              <m:grow/>
+            </m:dPr>
+            <m:e>
+              <m:r>
+                <m:t>t</m:t>
+              </m:r>
+              <m:r>
+                <m:rPr>
+                  <m:sty m:val="p"/>
+                </m:rPr>
+                <m:t>:</m:t>
+              </m:r>
+              <m:r>
+                <m:rPr>
+                  <m:sty m:val="p"/>
+                </m:rPr>
+                <m:t>F</m:t>
+              </m:r>
+              <m:r>
+                <m:t>​</m:t>
+              </m:r>
+              <m:d>
+                <m:dPr>
+                  <m:begChr m:val="("/>
+                  <m:sepChr m:val=""/>
+                  <m:endChr m:val=")"/>
+                  <m:grow/>
+                </m:dPr>
+                <m:e>
+                  <m:r>
+                    <m:t>t</m:t>
+                  </m:r>
+                </m:e>
+              </m:d>
+              <m:r>
+                <m:t>​</m:t>
+              </m:r>
+              <m:r>
+                <m:rPr>
+                  <m:sty m:val="p"/>
+                </m:rPr>
+                <m:t>≥</m:t>
+              </m:r>
+              <m:r>
+                <m:t>p</m:t>
+              </m:r>
+            </m:e>
+          </m:d>
           <m:r>
-            <m:t>t</m:t>
-          </m:r>
-          <m:r>
-            <m:rPr>
-              <m:sty m:val="p"/>
-            </m:rPr>
-            <m:t>:</m:t>
-          </m:r>
-          <m:r>
-            <m:t>F</m:t>
-          </m:r>
-          <m:r>
-            <m:rPr>
-              <m:sty m:val="p"/>
-            </m:rPr>
-            <m:t>(</m:t>
-          </m:r>
-          <m:r>
-            <m:t>t</m:t>
-          </m:r>
-          <m:r>
-            <m:rPr>
-              <m:sty m:val="p"/>
-            </m:rPr>
-            <m:t>)</m:t>
-          </m:r>
-          <m:r>
-            <m:rPr>
-              <m:sty m:val="p"/>
-            </m:rPr>
-            <m:t>≥</m:t>
-          </m:r>
-          <m:r>
-            <m:t>p</m:t>
-          </m:r>
-          <m:r>
-            <m:rPr>
-              <m:sty m:val="p"/>
-            </m:rPr>
-            <m:t>}</m:t>
+            <m:t>​</m:t>
           </m:r>
           <m:r>
             <m:rPr>
@@ -14897,25 +15028,37 @@
             <m:t> </m:t>
           </m:r>
           <m:r>
+            <m:t>p</m:t>
+          </m:r>
+          <m:r>
+            <m:rPr>
+              <m:sty m:val="p"/>
+            </m:rPr>
+            <m:t>∈</m:t>
+          </m:r>
+          <m:r>
+            <m:rPr>
+              <m:sty m:val="p"/>
+            </m:rPr>
+            <m:t>(</m:t>
+          </m:r>
+          <m:r>
             <m:t>0</m:t>
           </m:r>
           <m:r>
             <m:rPr>
               <m:sty m:val="p"/>
             </m:rPr>
-            <m:t>&lt;</m:t>
+            <m:t>,</m:t>
           </m:r>
           <m:r>
-            <m:t>p</m:t>
+            <m:t>1</m:t>
           </m:r>
           <m:r>
             <m:rPr>
               <m:sty m:val="p"/>
             </m:rPr>
-            <m:t>&lt;</m:t>
-          </m:r>
-          <m:r>
-            <m:t>1</m:t>
+            <m:t>)</m:t>
           </m:r>
           <m:r>
             <m:rPr>
@@ -14949,14 +15092,91 @@
       </w:r>
       <m:oMath>
         <m:r>
+          <m:t>p</m:t>
+        </m:r>
+        <m:r>
+          <m:rPr>
+            <m:sty m:val="p"/>
+          </m:rPr>
+          <m:t>∈</m:t>
+        </m:r>
+        <m:r>
+          <m:rPr>
+            <m:sty m:val="p"/>
+          </m:rPr>
+          <m:t>(</m:t>
+        </m:r>
+        <m:r>
           <m:t>0</m:t>
         </m:r>
         <m:r>
           <m:rPr>
             <m:sty m:val="p"/>
           </m:rPr>
-          <m:t>&lt;</m:t>
-        </m:r>
+          <m:t>,</m:t>
+        </m:r>
+        <m:r>
+          <m:t>1</m:t>
+        </m:r>
+        <m:r>
+          <m:rPr>
+            <m:sty m:val="p"/>
+          </m:rPr>
+          <m:t>)</m:t>
+        </m:r>
+      </m:oMath>
+      <w:r>
+        <w:t xml:space="preserve"> </w:t>
+      </w:r>
+      <w:r>
+        <w:t xml:space="preserve">keeps</w:t>
+      </w:r>
+      <w:r>
+        <w:t xml:space="preserve"> </w:t>
+      </w:r>
+      <m:oMath>
+        <m:r>
+          <m:rPr>
+            <m:sty m:val="p"/>
+          </m:rPr>
+          <m:t>Q</m:t>
+        </m:r>
+        <m:r>
+          <m:t>​</m:t>
+        </m:r>
+        <m:d>
+          <m:dPr>
+            <m:begChr m:val="("/>
+            <m:sepChr m:val=""/>
+            <m:endChr m:val=")"/>
+            <m:grow/>
+          </m:dPr>
+          <m:e>
+            <m:r>
+              <m:t>p</m:t>
+            </m:r>
+          </m:e>
+        </m:d>
+        <m:r>
+          <m:t>​</m:t>
+        </m:r>
+      </m:oMath>
+      <w:r>
+        <w:t xml:space="preserve"> </w:t>
+      </w:r>
+      <w:r>
+        <w:t xml:space="preserve">finite:</w:t>
+      </w:r>
+      <w:r>
+        <w:t xml:space="preserve"> </w:t>
+      </w:r>
+      <w:r>
+        <w:t xml:space="preserve">for</w:t>
+      </w:r>
+      <w:r>
+        <w:t xml:space="preserve"> </w:t>
+      </w:r>
+      <m:oMath>
         <m:r>
           <m:t>p</m:t>
         </m:r>
@@ -14964,71 +15184,13 @@
           <m:rPr>
             <m:sty m:val="p"/>
           </m:rPr>
-          <m:t>&lt;</m:t>
+          <m:t>=</m:t>
         </m:r>
         <m:r>
           <m:t>1</m:t>
         </m:r>
       </m:oMath>
       <w:r>
-        <w:t xml:space="preserve"> </w:t>
-      </w:r>
-      <w:r>
-        <w:t xml:space="preserve">keeps</w:t>
-      </w:r>
-      <w:r>
-        <w:t xml:space="preserve"> </w:t>
-      </w:r>
-      <m:oMath>
-        <m:r>
-          <m:t>Q</m:t>
-        </m:r>
-        <m:r>
-          <m:rPr>
-            <m:sty m:val="p"/>
-          </m:rPr>
-          <m:t>(</m:t>
-        </m:r>
-        <m:r>
-          <m:t>p</m:t>
-        </m:r>
-        <m:r>
-          <m:rPr>
-            <m:sty m:val="p"/>
-          </m:rPr>
-          <m:t>)</m:t>
-        </m:r>
-      </m:oMath>
-      <w:r>
-        <w:t xml:space="preserve"> </w:t>
-      </w:r>
-      <w:r>
-        <w:t xml:space="preserve">finite:</w:t>
-      </w:r>
-      <w:r>
-        <w:t xml:space="preserve"> </w:t>
-      </w:r>
-      <w:r>
-        <w:t xml:space="preserve">for</w:t>
-      </w:r>
-      <w:r>
-        <w:t xml:space="preserve"> </w:t>
-      </w:r>
-      <m:oMath>
-        <m:r>
-          <m:t>p</m:t>
-        </m:r>
-        <m:r>
-          <m:rPr>
-            <m:sty m:val="p"/>
-          </m:rPr>
-          <m:t>=</m:t>
-        </m:r>
-        <m:r>
-          <m:t>1</m:t>
-        </m:r>
-      </m:oMath>
-      <w:r>
         <w:t xml:space="preserve">, the set</w:t>
       </w:r>
       <w:r>
@@ -15036,81 +15198,99 @@
       </w:r>
       <m:oMath>
         <m:r>
-          <m:rPr>
-            <m:sty m:val="p"/>
-          </m:rPr>
-          <m:t>{</m:t>
-        </m:r>
-        <m:r>
-          <m:t>t</m:t>
-        </m:r>
-        <m:r>
-          <m:rPr>
-            <m:sty m:val="p"/>
-          </m:rPr>
-          <m:t>:</m:t>
-        </m:r>
-        <m:r>
+          <m:t>​</m:t>
+        </m:r>
+        <m:d>
+          <m:dPr>
+            <m:begChr m:val="{"/>
+            <m:sepChr m:val=""/>
+            <m:endChr m:val="}"/>
+            <m:grow/>
+          </m:dPr>
+          <m:e>
+            <m:r>
+              <m:t>t</m:t>
+            </m:r>
+            <m:r>
+              <m:rPr>
+                <m:sty m:val="p"/>
+              </m:rPr>
+              <m:t>:</m:t>
+            </m:r>
+            <m:r>
+              <m:rPr>
+                <m:sty m:val="p"/>
+              </m:rPr>
+              <m:t>F</m:t>
+            </m:r>
+            <m:r>
+              <m:t>​</m:t>
+            </m:r>
+            <m:d>
+              <m:dPr>
+                <m:begChr m:val="("/>
+                <m:sepChr m:val=""/>
+                <m:endChr m:val=")"/>
+                <m:grow/>
+              </m:dPr>
+              <m:e>
+                <m:r>
+                  <m:t>t</m:t>
+                </m:r>
+              </m:e>
+            </m:d>
+            <m:r>
+              <m:t>​</m:t>
+            </m:r>
+            <m:r>
+              <m:rPr>
+                <m:sty m:val="p"/>
+              </m:rPr>
+              <m:t>≥</m:t>
+            </m:r>
+            <m:r>
+              <m:t>1</m:t>
+            </m:r>
+          </m:e>
+        </m:d>
+        <m:r>
+          <m:t>​</m:t>
+        </m:r>
+      </m:oMath>
+      <w:r>
+        <w:t xml:space="preserve"> </w:t>
+      </w:r>
+      <w:r>
+        <w:t xml:space="preserve">is empty whenever</w:t>
+      </w:r>
+      <w:r>
+        <w:t xml:space="preserve"> </w:t>
+      </w:r>
+      <m:oMath>
+        <m:r>
+          <m:rPr>
+            <m:sty m:val="p"/>
+          </m:rPr>
           <m:t>F</m:t>
         </m:r>
         <m:r>
-          <m:rPr>
-            <m:sty m:val="p"/>
-          </m:rPr>
-          <m:t>(</m:t>
-        </m:r>
-        <m:r>
-          <m:t>t</m:t>
-        </m:r>
-        <m:r>
-          <m:rPr>
-            <m:sty m:val="p"/>
-          </m:rPr>
-          <m:t>)</m:t>
-        </m:r>
-        <m:r>
-          <m:rPr>
-            <m:sty m:val="p"/>
-          </m:rPr>
-          <m:t>≥</m:t>
-        </m:r>
-        <m:r>
-          <m:t>1</m:t>
-        </m:r>
-        <m:r>
-          <m:rPr>
-            <m:sty m:val="p"/>
-          </m:rPr>
-          <m:t>}</m:t>
-        </m:r>
-      </m:oMath>
-      <w:r>
-        <w:t xml:space="preserve"> </w:t>
-      </w:r>
-      <w:r>
-        <w:t xml:space="preserve">is empty whenever</w:t>
-      </w:r>
-      <w:r>
-        <w:t xml:space="preserve"> </w:t>
-      </w:r>
-      <m:oMath>
-        <m:r>
-          <m:t>F</m:t>
-        </m:r>
-        <m:r>
-          <m:rPr>
-            <m:sty m:val="p"/>
-          </m:rPr>
-          <m:t>(</m:t>
-        </m:r>
-        <m:r>
-          <m:t>t</m:t>
-        </m:r>
-        <m:r>
-          <m:rPr>
-            <m:sty m:val="p"/>
-          </m:rPr>
-          <m:t>)</m:t>
+          <m:t>​</m:t>
+        </m:r>
+        <m:d>
+          <m:dPr>
+            <m:begChr m:val="("/>
+            <m:sepChr m:val=""/>
+            <m:endChr m:val=")"/>
+            <m:grow/>
+          </m:dPr>
+          <m:e>
+            <m:r>
+              <m:t>t</m:t>
+            </m:r>
+          </m:e>
+        </m:d>
+        <m:r>
+          <m:t>​</m:t>
         </m:r>
         <m:r>
           <m:rPr>
@@ -15217,14 +15397,50 @@
       </w:r>
       <m:oMath>
         <m:r>
+          <m:rPr>
+            <m:sty m:val="p"/>
+          </m:rPr>
           <m:t>F</m:t>
         </m:r>
         <m:r>
-          <m:rPr>
-            <m:sty m:val="p"/>
-          </m:rPr>
-          <m:t>(</m:t>
-        </m:r>
+          <m:t>​</m:t>
+        </m:r>
+        <m:d>
+          <m:dPr>
+            <m:begChr m:val="("/>
+            <m:sepChr m:val=""/>
+            <m:endChr m:val=")"/>
+            <m:grow/>
+          </m:dPr>
+          <m:e>
+            <m:r>
+              <m:t>t</m:t>
+            </m:r>
+          </m:e>
+        </m:d>
+        <m:r>
+          <m:t>​</m:t>
+        </m:r>
+        <m:r>
+          <m:rPr>
+            <m:sty m:val="p"/>
+          </m:rPr>
+          <m:t>≥</m:t>
+        </m:r>
+        <m:r>
+          <m:t>0.5</m:t>
+        </m:r>
+      </m:oMath>
+      <w:r>
+        <w:t xml:space="preserve"> </w:t>
+      </w:r>
+      <w:r>
+        <w:t xml:space="preserve">first holds at</w:t>
+      </w:r>
+      <w:r>
+        <w:t xml:space="preserve"> </w:t>
+      </w:r>
+      <m:oMath>
         <m:r>
           <m:t>t</m:t>
         </m:r>
@@ -15232,35 +15448,6 @@
           <m:rPr>
             <m:sty m:val="p"/>
           </m:rPr>
-          <m:t>)</m:t>
-        </m:r>
-        <m:r>
-          <m:rPr>
-            <m:sty m:val="p"/>
-          </m:rPr>
-          <m:t>≥</m:t>
-        </m:r>
-        <m:r>
-          <m:t>0.5</m:t>
-        </m:r>
-      </m:oMath>
-      <w:r>
-        <w:t xml:space="preserve"> </w:t>
-      </w:r>
-      <w:r>
-        <w:t xml:space="preserve">first holds at</w:t>
-      </w:r>
-      <w:r>
-        <w:t xml:space="preserve"> </w:t>
-      </w:r>
-      <m:oMath>
-        <m:r>
-          <m:t>t</m:t>
-        </m:r>
-        <m:r>
-          <m:rPr>
-            <m:sty m:val="p"/>
-          </m:rPr>
           <m:t>=</m:t>
         </m:r>
         <m:r>
@@ -15281,22 +15468,29 @@
       </w:r>
       <m:oMath>
         <m:r>
+          <m:rPr>
+            <m:sty m:val="p"/>
+          </m:rPr>
           <m:t>Q</m:t>
         </m:r>
         <m:r>
-          <m:rPr>
-            <m:sty m:val="p"/>
-          </m:rPr>
-          <m:t>(</m:t>
-        </m:r>
-        <m:r>
-          <m:t>0.5</m:t>
-        </m:r>
-        <m:r>
-          <m:rPr>
-            <m:sty m:val="p"/>
-          </m:rPr>
-          <m:t>)</m:t>
+          <m:t>​</m:t>
+        </m:r>
+        <m:d>
+          <m:dPr>
+            <m:begChr m:val="("/>
+            <m:sepChr m:val=""/>
+            <m:endChr m:val=")"/>
+            <m:grow/>
+          </m:dPr>
+          <m:e>
+            <m:r>
+              <m:t>0.5</m:t>
+            </m:r>
+          </m:e>
+        </m:d>
+        <m:r>
+          <m:t>​</m:t>
         </m:r>
         <m:r>
           <m:rPr>
@@ -15317,6 +15511,16 @@
       <w:pPr>
         <w:pStyle w:val="BodyText"/>
       </w:pPr>
+      <w:r>
+        <w:rPr>
+          <w:i/>
+          <w:iCs/>
+        </w:rPr>
+        <w:t xml:space="preserve">Remark</w:t>
+      </w:r>
+      <w:r>
+        <w:t xml:space="preserve">. </w:t>
+      </w:r>
       <w:hyperlink w:anchor="fig-pmf-cdf-quantile">
         <w:r>
           <w:rPr>
@@ -15360,7 +15564,6 @@
           <w:bookmarkStart w:id="64" w:name="fig-pmf-cdf-quantile"/>
           <w:p>
             <w:pPr>
-              <w:pStyle w:val="Compact"/>
               <w:jc w:val="center"/>
             </w:pPr>
             <w:r>
@@ -15373,7 +15576,7 @@
                     <a:graphicData uri="http://schemas.openxmlformats.org/drawingml/2006/picture">
                       <pic:pic>
                         <pic:nvPicPr>
-                          <pic:cNvPr descr="random-variables_files/figure-docx/fig-pmf-cdf-quantile-1.png" id="63" name="Picture"/>
+                          <pic:cNvPr descr="random-variables_files/figure-docx/pmf-cdf-quantile-plot-1.png" id="63" name="Picture"/>
                           <pic:cNvPicPr>
                             <a:picLocks noChangeArrowheads="1" noChangeAspect="1"/>
                           </pic:cNvPicPr>
@@ -15416,7 +15619,49 @@
               <w:pStyle w:val="ImageCaption"/>
             </w:pPr>
             <w:r>
-              <w:t xml:space="preserve">Figure 1: A probability mass function, cumulative distribution function and quantile function for a discrete random variable (top row: the number of heads in two fair coin flips) and a continuous one (bottom row: the standard normal distribution). The shaded area under the normal density up to a point equals the CDF at that point. The quantile function reverses the CDF: its axes are the CDF’s, swapped.</w:t>
+              <w:t xml:space="preserve">Figure 1: A probability mass function, cumulative distribution function and quantile function</w:t>
+            </w:r>
+            <w:r>
+              <w:t xml:space="preserve"> </w:t>
+            </w:r>
+            <w:r>
+              <w:t xml:space="preserve">for a discrete random variable</w:t>
+            </w:r>
+            <w:r>
+              <w:t xml:space="preserve"> </w:t>
+            </w:r>
+            <w:r>
+              <w:t xml:space="preserve">(top row: the number of heads in two fair coin flips)</w:t>
+            </w:r>
+            <w:r>
+              <w:t xml:space="preserve"> </w:t>
+            </w:r>
+            <w:r>
+              <w:t xml:space="preserve">and a continuous one</w:t>
+            </w:r>
+            <w:r>
+              <w:t xml:space="preserve"> </w:t>
+            </w:r>
+            <w:r>
+              <w:t xml:space="preserve">(bottom row: the standard normal distribution).</w:t>
+            </w:r>
+            <w:r>
+              <w:t xml:space="preserve"> </w:t>
+            </w:r>
+            <w:r>
+              <w:t xml:space="preserve">The shaded area under the normal density up to a point equals the CDF at that point.</w:t>
+            </w:r>
+            <w:r>
+              <w:t xml:space="preserve"> </w:t>
+            </w:r>
+            <w:r>
+              <w:t xml:space="preserve">The quantile function reverses the CDF:</w:t>
+            </w:r>
+            <w:r>
+              <w:t xml:space="preserve"> </w:t>
+            </w:r>
+            <w:r>
+              <w:t xml:space="preserve">its axes are the CDF’s, swapped.</w:t>
             </w:r>
           </w:p>
           <w:bookmarkEnd w:id="64"/>
@@ -15474,6 +15719,9 @@
       </w:r>
       <m:oMath>
         <m:r>
+          <m:rPr>
+            <m:sty m:val="p"/>
+          </m:rPr>
           <m:t>F</m:t>
         </m:r>
       </m:oMath>
@@ -15508,22 +15756,29 @@
         </m:oMathParaPr>
         <m:oMath>
           <m:r>
+            <m:rPr>
+              <m:sty m:val="p"/>
+            </m:rPr>
             <m:t>F</m:t>
           </m:r>
           <m:r>
-            <m:rPr>
-              <m:sty m:val="p"/>
-            </m:rPr>
-            <m:t>(</m:t>
+            <m:t>​</m:t>
           </m:r>
+          <m:d>
+            <m:dPr>
+              <m:begChr m:val="("/>
+              <m:sepChr m:val=""/>
+              <m:endChr m:val=")"/>
+              <m:grow/>
+            </m:dPr>
+            <m:e>
+              <m:r>
+                <m:t>t</m:t>
+              </m:r>
+            </m:e>
+          </m:d>
           <m:r>
-            <m:t>t</m:t>
-          </m:r>
-          <m:r>
-            <m:rPr>
-              <m:sty m:val="p"/>
-            </m:rPr>
-            <m:t>)</m:t>
+            <m:t>​</m:t>
           </m:r>
           <m:r>
             <m:rPr>
@@ -15828,22 +16083,29 @@
           <m:eqArr>
             <m:e>
               <m:r>
+                <m:rPr>
+                  <m:sty m:val="p"/>
+                </m:rPr>
                 <m:t>F</m:t>
               </m:r>
               <m:r>
-                <m:rPr>
-                  <m:sty m:val="p"/>
-                </m:rPr>
-                <m:t>(</m:t>
-              </m:r>
-              <m:r>
-                <m:t>t</m:t>
-              </m:r>
-              <m:r>
-                <m:rPr>
-                  <m:sty m:val="p"/>
-                </m:rPr>
-                <m:t>)</m:t>
+                <m:t>​</m:t>
+              </m:r>
+              <m:d>
+                <m:dPr>
+                  <m:begChr m:val="("/>
+                  <m:sepChr m:val=""/>
+                  <m:endChr m:val=")"/>
+                  <m:grow/>
+                </m:dPr>
+                <m:e>
+                  <m:r>
+                    <m:t>t</m:t>
+                  </m:r>
+                </m:e>
+              </m:d>
+              <m:r>
+                <m:t>​</m:t>
               </m:r>
               <m:r>
                 <m:t>&amp;</m:t>
@@ -15954,22 +16216,29 @@
                 <m:t>=</m:t>
               </m:r>
               <m:r>
+                <m:rPr>
+                  <m:sty m:val="p"/>
+                </m:rPr>
                 <m:t>F</m:t>
               </m:r>
               <m:r>
-                <m:rPr>
-                  <m:sty m:val="p"/>
-                </m:rPr>
-                <m:t>(</m:t>
-              </m:r>
-              <m:r>
-                <m:t>a</m:t>
-              </m:r>
-              <m:r>
-                <m:rPr>
-                  <m:sty m:val="p"/>
-                </m:rPr>
-                <m:t>)</m:t>
+                <m:t>​</m:t>
+              </m:r>
+              <m:d>
+                <m:dPr>
+                  <m:begChr m:val="("/>
+                  <m:sepChr m:val=""/>
+                  <m:endChr m:val=")"/>
+                  <m:grow/>
+                </m:dPr>
+                <m:e>
+                  <m:r>
+                    <m:t>a</m:t>
+                  </m:r>
+                </m:e>
+              </m:d>
+              <m:r>
+                <m:t>​</m:t>
               </m:r>
               <m:r>
                 <m:rPr>
@@ -16087,22 +16356,29 @@
                 <m:t>=</m:t>
               </m:r>
               <m:r>
+                <m:rPr>
+                  <m:sty m:val="p"/>
+                </m:rPr>
                 <m:t>F</m:t>
               </m:r>
               <m:r>
-                <m:rPr>
-                  <m:sty m:val="p"/>
-                </m:rPr>
-                <m:t>(</m:t>
-              </m:r>
-              <m:r>
-                <m:t>a</m:t>
-              </m:r>
-              <m:r>
-                <m:rPr>
-                  <m:sty m:val="p"/>
-                </m:rPr>
-                <m:t>)</m:t>
+                <m:t>​</m:t>
+              </m:r>
+              <m:d>
+                <m:dPr>
+                  <m:begChr m:val="("/>
+                  <m:sepChr m:val=""/>
+                  <m:endChr m:val=")"/>
+                  <m:grow/>
+                </m:dPr>
+                <m:e>
+                  <m:r>
+                    <m:t>a</m:t>
+                  </m:r>
+                </m:e>
+              </m:d>
+              <m:r>
+                <m:t>​</m:t>
               </m:r>
               <m:r>
                 <m:rPr>
@@ -16216,22 +16492,29 @@
       </w:r>
       <m:oMath>
         <m:r>
+          <m:rPr>
+            <m:sty m:val="p"/>
+          </m:rPr>
           <m:t>F</m:t>
         </m:r>
         <m:r>
-          <m:rPr>
-            <m:sty m:val="p"/>
-          </m:rPr>
-          <m:t>(</m:t>
-        </m:r>
-        <m:r>
-          <m:t>a</m:t>
-        </m:r>
-        <m:r>
-          <m:rPr>
-            <m:sty m:val="p"/>
-          </m:rPr>
-          <m:t>)</m:t>
+          <m:t>​</m:t>
+        </m:r>
+        <m:d>
+          <m:dPr>
+            <m:begChr m:val="("/>
+            <m:sepChr m:val=""/>
+            <m:endChr m:val=")"/>
+            <m:grow/>
+          </m:dPr>
+          <m:e>
+            <m:r>
+              <m:t>a</m:t>
+            </m:r>
+          </m:e>
+        </m:d>
+        <m:r>
+          <m:t>​</m:t>
         </m:r>
         <m:r>
           <m:rPr>
@@ -16271,22 +16554,29 @@
       </w:r>
       <m:oMath>
         <m:r>
+          <m:rPr>
+            <m:sty m:val="p"/>
+          </m:rPr>
           <m:t>F</m:t>
         </m:r>
         <m:r>
-          <m:rPr>
-            <m:sty m:val="p"/>
-          </m:rPr>
-          <m:t>(</m:t>
-        </m:r>
-        <m:r>
-          <m:t>t</m:t>
-        </m:r>
-        <m:r>
-          <m:rPr>
-            <m:sty m:val="p"/>
-          </m:rPr>
-          <m:t>)</m:t>
+          <m:t>​</m:t>
+        </m:r>
+        <m:d>
+          <m:dPr>
+            <m:begChr m:val="("/>
+            <m:sepChr m:val=""/>
+            <m:endChr m:val=")"/>
+            <m:grow/>
+          </m:dPr>
+          <m:e>
+            <m:r>
+              <m:t>t</m:t>
+            </m:r>
+          </m:e>
+        </m:d>
+        <m:r>
+          <m:t>​</m:t>
         </m:r>
         <m:r>
           <m:rPr>
@@ -16406,6 +16696,9 @@
       </w:r>
       <m:oMath>
         <m:r>
+          <m:rPr>
+            <m:sty m:val="p"/>
+          </m:rPr>
           <m:t>F</m:t>
         </m:r>
       </m:oMath>
@@ -16505,22 +16798,29 @@
             </m:den>
           </m:f>
           <m:r>
+            <m:rPr>
+              <m:sty m:val="p"/>
+            </m:rPr>
             <m:t>F</m:t>
           </m:r>
           <m:r>
-            <m:rPr>
-              <m:sty m:val="p"/>
-            </m:rPr>
-            <m:t>(</m:t>
+            <m:t>​</m:t>
           </m:r>
+          <m:d>
+            <m:dPr>
+              <m:begChr m:val="("/>
+              <m:sepChr m:val=""/>
+              <m:endChr m:val=")"/>
+              <m:grow/>
+            </m:dPr>
+            <m:e>
+              <m:r>
+                <m:t>t</m:t>
+              </m:r>
+            </m:e>
+          </m:d>
           <m:r>
-            <m:t>t</m:t>
-          </m:r>
-          <m:r>
-            <m:rPr>
-              <m:sty m:val="p"/>
-            </m:rPr>
-            <m:t>)</m:t>
+            <m:t>​</m:t>
           </m:r>
         </m:oMath>
       </m:oMathPara>
@@ -16562,22 +16862,29 @@
       </w:r>
       <m:oMath>
         <m:r>
+          <m:rPr>
+            <m:sty m:val="p"/>
+          </m:rPr>
           <m:t>F</m:t>
         </m:r>
         <m:r>
-          <m:rPr>
-            <m:sty m:val="p"/>
-          </m:rPr>
-          <m:t>(</m:t>
-        </m:r>
-        <m:r>
-          <m:t>t</m:t>
-        </m:r>
-        <m:r>
-          <m:rPr>
-            <m:sty m:val="p"/>
-          </m:rPr>
-          <m:t>)</m:t>
+          <m:t>​</m:t>
+        </m:r>
+        <m:d>
+          <m:dPr>
+            <m:begChr m:val="("/>
+            <m:sepChr m:val=""/>
+            <m:endChr m:val=")"/>
+            <m:grow/>
+          </m:dPr>
+          <m:e>
+            <m:r>
+              <m:t>t</m:t>
+            </m:r>
+          </m:e>
+        </m:d>
+        <m:r>
+          <m:t>​</m:t>
         </m:r>
         <m:r>
           <m:rPr>
@@ -16832,6 +17139,9 @@
       </w:r>
       <m:oMath>
         <m:r>
+          <m:rPr>
+            <m:sty m:val="p"/>
+          </m:rPr>
           <m:t>F</m:t>
         </m:r>
       </m:oMath>
@@ -16866,6 +17176,9 @@
       </w:r>
       <m:oMath>
         <m:r>
+          <m:rPr>
+            <m:sty m:val="p"/>
+          </m:rPr>
           <m:t>F</m:t>
         </m:r>
       </m:oMath>
@@ -16882,6 +17195,9 @@
         <m:sSup>
           <m:e>
             <m:r>
+              <m:rPr>
+                <m:sty m:val="p"/>
+              </m:rPr>
               <m:t>F</m:t>
             </m:r>
           </m:e>
@@ -16981,6 +17297,9 @@
         <m:sSup>
           <m:e>
             <m:r>
+              <m:rPr>
+                <m:sty m:val="p"/>
+              </m:rPr>
               <m:t>F</m:t>
             </m:r>
           </m:e>
@@ -17241,22 +17560,29 @@
           <m:eqArr>
             <m:e>
               <m:r>
+                <m:rPr>
+                  <m:sty m:val="p"/>
+                </m:rPr>
                 <m:t>F</m:t>
               </m:r>
               <m:r>
-                <m:rPr>
-                  <m:sty m:val="p"/>
-                </m:rPr>
-                <m:t>(</m:t>
-              </m:r>
-              <m:r>
-                <m:t>t</m:t>
-              </m:r>
-              <m:r>
-                <m:rPr>
-                  <m:sty m:val="p"/>
-                </m:rPr>
-                <m:t>)</m:t>
+                <m:t>​</m:t>
+              </m:r>
+              <m:d>
+                <m:dPr>
+                  <m:begChr m:val="("/>
+                  <m:sepChr m:val=""/>
+                  <m:endChr m:val=")"/>
+                  <m:grow/>
+                </m:dPr>
+                <m:e>
+                  <m:r>
+                    <m:t>t</m:t>
+                  </m:r>
+                </m:e>
+              </m:d>
+              <m:r>
+                <m:t>​</m:t>
               </m:r>
               <m:r>
                 <m:t>&amp;</m:t>
@@ -17580,22 +17906,29 @@
                 </m:den>
               </m:f>
               <m:r>
+                <m:rPr>
+                  <m:sty m:val="p"/>
+                </m:rPr>
                 <m:t>F</m:t>
               </m:r>
               <m:r>
-                <m:rPr>
-                  <m:sty m:val="p"/>
-                </m:rPr>
-                <m:t>(</m:t>
-              </m:r>
-              <m:r>
-                <m:t>t</m:t>
-              </m:r>
-              <m:r>
-                <m:rPr>
-                  <m:sty m:val="p"/>
-                </m:rPr>
-                <m:t>)</m:t>
+                <m:t>​</m:t>
+              </m:r>
+              <m:d>
+                <m:dPr>
+                  <m:begChr m:val="("/>
+                  <m:sepChr m:val=""/>
+                  <m:endChr m:val=")"/>
+                  <m:grow/>
+                </m:dPr>
+                <m:e>
+                  <m:r>
+                    <m:t>t</m:t>
+                  </m:r>
+                </m:e>
+              </m:d>
+              <m:r>
+                <m:t>​</m:t>
               </m:r>
               <m:r>
                 <m:t>&amp;</m:t>
@@ -17695,6 +18028,9 @@
       </w:r>
       <m:oMath>
         <m:r>
+          <m:rPr>
+            <m:sty m:val="p"/>
+          </m:rPr>
           <m:t>F</m:t>
         </m:r>
       </m:oMath>
@@ -17735,6 +18071,9 @@
       </w:r>
       <m:oMath>
         <m:r>
+          <m:rPr>
+            <m:sty m:val="p"/>
+          </m:rPr>
           <m:t>F</m:t>
         </m:r>
       </m:oMath>
@@ -17797,6 +18136,9 @@
         <m:sSup>
           <m:e>
             <m:r>
+              <m:rPr>
+                <m:sty m:val="p"/>
+              </m:rPr>
               <m:t>F</m:t>
             </m:r>
           </m:e>
@@ -18344,22 +18686,29 @@
                 <m:t>=</m:t>
               </m:r>
               <m:r>
+                <m:rPr>
+                  <m:sty m:val="p"/>
+                </m:rPr>
                 <m:t>F</m:t>
               </m:r>
               <m:r>
-                <m:rPr>
-                  <m:sty m:val="p"/>
-                </m:rPr>
-                <m:t>(</m:t>
-              </m:r>
-              <m:r>
-                <m:t>x</m:t>
-              </m:r>
-              <m:r>
-                <m:rPr>
-                  <m:sty m:val="p"/>
-                </m:rPr>
-                <m:t>)</m:t>
+                <m:t>​</m:t>
+              </m:r>
+              <m:d>
+                <m:dPr>
+                  <m:begChr m:val="("/>
+                  <m:sepChr m:val=""/>
+                  <m:endChr m:val=")"/>
+                  <m:grow/>
+                </m:dPr>
+                <m:e>
+                  <m:r>
+                    <m:t>x</m:t>
+                  </m:r>
+                </m:e>
+              </m:d>
+              <m:r>
+                <m:t>​</m:t>
               </m:r>
               <m:r>
                 <m:rPr>
@@ -18368,34 +18717,41 @@
                 <m:t>−</m:t>
               </m:r>
               <m:r>
+                <m:rPr>
+                  <m:sty m:val="p"/>
+                </m:rPr>
                 <m:t>F</m:t>
               </m:r>
               <m:r>
-                <m:rPr>
-                  <m:sty m:val="p"/>
-                </m:rPr>
-                <m:t>(</m:t>
-              </m:r>
-              <m:r>
-                <m:t>x</m:t>
-              </m:r>
-              <m:r>
-                <m:rPr>
-                  <m:sty m:val="p"/>
-                </m:rPr>
-                <m:t>−</m:t>
-              </m:r>
-              <m:r>
-                <m:rPr>
-                  <m:sty m:val="p"/>
-                </m:rPr>
-                <m:t>Δ</m:t>
-              </m:r>
-              <m:r>
-                <m:rPr>
-                  <m:sty m:val="p"/>
-                </m:rPr>
-                <m:t>)</m:t>
+                <m:t>​</m:t>
+              </m:r>
+              <m:d>
+                <m:dPr>
+                  <m:begChr m:val="("/>
+                  <m:sepChr m:val=""/>
+                  <m:endChr m:val=")"/>
+                  <m:grow/>
+                </m:dPr>
+                <m:e>
+                  <m:r>
+                    <m:t>x</m:t>
+                  </m:r>
+                  <m:r>
+                    <m:rPr>
+                      <m:sty m:val="p"/>
+                    </m:rPr>
+                    <m:t>−</m:t>
+                  </m:r>
+                  <m:r>
+                    <m:rPr>
+                      <m:sty m:val="p"/>
+                    </m:rPr>
+                    <m:t>Δ</m:t>
+                  </m:r>
+                </m:e>
+              </m:d>
+              <m:r>
+                <m:t>​</m:t>
               </m:r>
               <m:r>
                 <m:t>&amp;</m:t>
@@ -18427,22 +18783,29 @@
       </w:r>
       <m:oMath>
         <m:r>
+          <m:rPr>
+            <m:sty m:val="p"/>
+          </m:rPr>
           <m:t>F</m:t>
         </m:r>
         <m:r>
-          <m:rPr>
-            <m:sty m:val="p"/>
-          </m:rPr>
-          <m:t>(</m:t>
-        </m:r>
-        <m:r>
-          <m:t>x</m:t>
-        </m:r>
-        <m:r>
-          <m:rPr>
-            <m:sty m:val="p"/>
-          </m:rPr>
-          <m:t>)</m:t>
+          <m:t>​</m:t>
+        </m:r>
+        <m:d>
+          <m:dPr>
+            <m:begChr m:val="("/>
+            <m:sepChr m:val=""/>
+            <m:endChr m:val=")"/>
+            <m:grow/>
+          </m:dPr>
+          <m:e>
+            <m:r>
+              <m:t>x</m:t>
+            </m:r>
+          </m:e>
+        </m:d>
+        <m:r>
+          <m:t>​</m:t>
         </m:r>
         <m:r>
           <m:rPr>
@@ -18451,23 +18814,62 @@
           <m:t>−</m:t>
         </m:r>
         <m:r>
+          <m:rPr>
+            <m:sty m:val="p"/>
+          </m:rPr>
           <m:t>F</m:t>
         </m:r>
         <m:r>
-          <m:rPr>
-            <m:sty m:val="p"/>
-          </m:rPr>
-          <m:t>(</m:t>
-        </m:r>
-        <m:r>
-          <m:t>x</m:t>
-        </m:r>
-        <m:r>
-          <m:rPr>
-            <m:sty m:val="p"/>
-          </m:rPr>
-          <m:t>−</m:t>
-        </m:r>
+          <m:t>​</m:t>
+        </m:r>
+        <m:d>
+          <m:dPr>
+            <m:begChr m:val="("/>
+            <m:sepChr m:val=""/>
+            <m:endChr m:val=")"/>
+            <m:grow/>
+          </m:dPr>
+          <m:e>
+            <m:r>
+              <m:t>x</m:t>
+            </m:r>
+            <m:r>
+              <m:rPr>
+                <m:sty m:val="p"/>
+              </m:rPr>
+              <m:t>−</m:t>
+            </m:r>
+            <m:r>
+              <m:rPr>
+                <m:sty m:val="p"/>
+              </m:rPr>
+              <m:t>Δ</m:t>
+            </m:r>
+          </m:e>
+        </m:d>
+        <m:r>
+          <m:t>​</m:t>
+        </m:r>
+        <m:r>
+          <m:rPr>
+            <m:sty m:val="p"/>
+          </m:rPr>
+          <m:t>→</m:t>
+        </m:r>
+        <m:r>
+          <m:t>0</m:t>
+        </m:r>
+      </m:oMath>
+      <w:r>
+        <w:t xml:space="preserve"> </w:t>
+      </w:r>
+      <w:r>
+        <w:t xml:space="preserve">as</w:t>
+      </w:r>
+      <w:r>
+        <w:t xml:space="preserve"> </w:t>
+      </w:r>
+      <m:oMath>
         <m:r>
           <m:rPr>
             <m:sty m:val="p"/>
@@ -18478,45 +18880,13 @@
           <m:rPr>
             <m:sty m:val="p"/>
           </m:rPr>
-          <m:t>)</m:t>
-        </m:r>
-        <m:r>
-          <m:rPr>
-            <m:sty m:val="p"/>
-          </m:rPr>
-          <m:t>→</m:t>
+          <m:t>↓</m:t>
         </m:r>
         <m:r>
           <m:t>0</m:t>
         </m:r>
       </m:oMath>
       <w:r>
-        <w:t xml:space="preserve"> </w:t>
-      </w:r>
-      <w:r>
-        <w:t xml:space="preserve">as</w:t>
-      </w:r>
-      <w:r>
-        <w:t xml:space="preserve"> </w:t>
-      </w:r>
-      <m:oMath>
-        <m:r>
-          <m:rPr>
-            <m:sty m:val="p"/>
-          </m:rPr>
-          <m:t>Δ</m:t>
-        </m:r>
-        <m:r>
-          <m:rPr>
-            <m:sty m:val="p"/>
-          </m:rPr>
-          <m:t>↓</m:t>
-        </m:r>
-        <m:r>
-          <m:t>0</m:t>
-        </m:r>
-      </m:oMath>
-      <w:r>
         <w:t xml:space="preserve">, because</w:t>
       </w:r>
       <w:r>
@@ -18524,6 +18894,9 @@
       </w:r>
       <m:oMath>
         <m:r>
+          <m:rPr>
+            <m:sty m:val="p"/>
+          </m:rPr>
           <m:t>F</m:t>
         </m:r>
       </m:oMath>
@@ -18810,22 +19183,29 @@
                 <m:t>=</m:t>
               </m:r>
               <m:r>
+                <m:rPr>
+                  <m:sty m:val="p"/>
+                </m:rPr>
                 <m:t>F</m:t>
               </m:r>
               <m:r>
-                <m:rPr>
-                  <m:sty m:val="p"/>
-                </m:rPr>
-                <m:t>(</m:t>
-              </m:r>
-              <m:r>
-                <m:t>b</m:t>
-              </m:r>
-              <m:r>
-                <m:rPr>
-                  <m:sty m:val="p"/>
-                </m:rPr>
-                <m:t>)</m:t>
+                <m:t>​</m:t>
+              </m:r>
+              <m:d>
+                <m:dPr>
+                  <m:begChr m:val="("/>
+                  <m:sepChr m:val=""/>
+                  <m:endChr m:val=")"/>
+                  <m:grow/>
+                </m:dPr>
+                <m:e>
+                  <m:r>
+                    <m:t>b</m:t>
+                  </m:r>
+                </m:e>
+              </m:d>
+              <m:r>
+                <m:t>​</m:t>
               </m:r>
               <m:r>
                 <m:rPr>
@@ -18834,22 +19214,29 @@
                 <m:t>−</m:t>
               </m:r>
               <m:r>
+                <m:rPr>
+                  <m:sty m:val="p"/>
+                </m:rPr>
                 <m:t>F</m:t>
               </m:r>
               <m:r>
-                <m:rPr>
-                  <m:sty m:val="p"/>
-                </m:rPr>
-                <m:t>(</m:t>
-              </m:r>
-              <m:r>
-                <m:t>a</m:t>
-              </m:r>
-              <m:r>
-                <m:rPr>
-                  <m:sty m:val="p"/>
-                </m:rPr>
-                <m:t>)</m:t>
+                <m:t>​</m:t>
+              </m:r>
+              <m:d>
+                <m:dPr>
+                  <m:begChr m:val="("/>
+                  <m:sepChr m:val=""/>
+                  <m:endChr m:val=")"/>
+                  <m:grow/>
+                </m:dPr>
+                <m:e>
+                  <m:r>
+                    <m:t>a</m:t>
+                  </m:r>
+                </m:e>
+              </m:d>
+              <m:r>
+                <m:t>​</m:t>
               </m:r>
               <m:r>
                 <m:t>&amp;</m:t>
@@ -18896,6 +19283,9 @@
                   <m:sSup>
                     <m:e>
                       <m:r>
+                        <m:rPr>
+                          <m:sty m:val="p"/>
+                        </m:rPr>
                         <m:t>F</m:t>
                       </m:r>
                     </m:e>
@@ -19013,6 +19403,9 @@
         <m:sSup>
           <m:e>
             <m:r>
+              <m:rPr>
+                <m:sty m:val="p"/>
+              </m:rPr>
               <m:t>F</m:t>
             </m:r>
           </m:e>
@@ -19043,6 +19436,9 @@
       </w:r>
       <m:oMath>
         <m:r>
+          <m:rPr>
+            <m:sty m:val="p"/>
+          </m:rPr>
           <m:t>F</m:t>
         </m:r>
       </m:oMath>
@@ -19065,6 +19461,9 @@
         <m:sSup>
           <m:e>
             <m:r>
+              <m:rPr>
+                <m:sty m:val="p"/>
+              </m:rPr>
               <m:t>F</m:t>
             </m:r>
           </m:e>
@@ -19098,6 +19497,9 @@
       </w:r>
       <m:oMath>
         <m:r>
+          <m:rPr>
+            <m:sty m:val="p"/>
+          </m:rPr>
           <m:t>F</m:t>
         </m:r>
       </m:oMath>
@@ -19156,14 +19558,50 @@
       </w:r>
       <m:oMath>
         <m:r>
+          <m:rPr>
+            <m:sty m:val="p"/>
+          </m:rPr>
           <m:t>F</m:t>
         </m:r>
         <m:r>
-          <m:rPr>
-            <m:sty m:val="p"/>
-          </m:rPr>
-          <m:t>(</m:t>
-        </m:r>
+          <m:t>​</m:t>
+        </m:r>
+        <m:d>
+          <m:dPr>
+            <m:begChr m:val="("/>
+            <m:sepChr m:val=""/>
+            <m:endChr m:val=")"/>
+            <m:grow/>
+          </m:dPr>
+          <m:e>
+            <m:r>
+              <m:t>t</m:t>
+            </m:r>
+          </m:e>
+        </m:d>
+        <m:r>
+          <m:t>​</m:t>
+        </m:r>
+        <m:r>
+          <m:rPr>
+            <m:sty m:val="p"/>
+          </m:rPr>
+          <m:t>=</m:t>
+        </m:r>
+        <m:r>
+          <m:t>0</m:t>
+        </m:r>
+      </m:oMath>
+      <w:r>
+        <w:t xml:space="preserve"> </w:t>
+      </w:r>
+      <w:r>
+        <w:t xml:space="preserve">for</w:t>
+      </w:r>
+      <w:r>
+        <w:t xml:space="preserve"> </w:t>
+      </w:r>
+      <m:oMath>
         <m:r>
           <m:t>t</m:t>
         </m:r>
@@ -19171,42 +19609,13 @@
           <m:rPr>
             <m:sty m:val="p"/>
           </m:rPr>
-          <m:t>)</m:t>
-        </m:r>
-        <m:r>
-          <m:rPr>
-            <m:sty m:val="p"/>
-          </m:rPr>
-          <m:t>=</m:t>
+          <m:t>&lt;</m:t>
         </m:r>
         <m:r>
           <m:t>0</m:t>
         </m:r>
       </m:oMath>
       <w:r>
-        <w:t xml:space="preserve"> </w:t>
-      </w:r>
-      <w:r>
-        <w:t xml:space="preserve">for</w:t>
-      </w:r>
-      <w:r>
-        <w:t xml:space="preserve"> </w:t>
-      </w:r>
-      <m:oMath>
-        <m:r>
-          <m:t>t</m:t>
-        </m:r>
-        <m:r>
-          <m:rPr>
-            <m:sty m:val="p"/>
-          </m:rPr>
-          <m:t>&lt;</m:t>
-        </m:r>
-        <m:r>
-          <m:t>0</m:t>
-        </m:r>
-      </m:oMath>
-      <w:r>
         <w:t xml:space="preserve">,</w:t>
       </w:r>
       <w:r>
@@ -19214,22 +19623,29 @@
       </w:r>
       <m:oMath>
         <m:r>
+          <m:rPr>
+            <m:sty m:val="p"/>
+          </m:rPr>
           <m:t>F</m:t>
         </m:r>
         <m:r>
-          <m:rPr>
-            <m:sty m:val="p"/>
-          </m:rPr>
-          <m:t>(</m:t>
-        </m:r>
-        <m:r>
-          <m:t>t</m:t>
-        </m:r>
-        <m:r>
-          <m:rPr>
-            <m:sty m:val="p"/>
-          </m:rPr>
-          <m:t>)</m:t>
+          <m:t>​</m:t>
+        </m:r>
+        <m:d>
+          <m:dPr>
+            <m:begChr m:val="("/>
+            <m:sepChr m:val=""/>
+            <m:endChr m:val=")"/>
+            <m:grow/>
+          </m:dPr>
+          <m:e>
+            <m:r>
+              <m:t>t</m:t>
+            </m:r>
+          </m:e>
+        </m:d>
+        <m:r>
+          <m:t>​</m:t>
         </m:r>
         <m:r>
           <m:rPr>
@@ -19296,14 +19712,50 @@
       </w:r>
       <m:oMath>
         <m:r>
+          <m:rPr>
+            <m:sty m:val="p"/>
+          </m:rPr>
           <m:t>F</m:t>
         </m:r>
         <m:r>
-          <m:rPr>
-            <m:sty m:val="p"/>
-          </m:rPr>
-          <m:t>(</m:t>
-        </m:r>
+          <m:t>​</m:t>
+        </m:r>
+        <m:d>
+          <m:dPr>
+            <m:begChr m:val="("/>
+            <m:sepChr m:val=""/>
+            <m:endChr m:val=")"/>
+            <m:grow/>
+          </m:dPr>
+          <m:e>
+            <m:r>
+              <m:t>t</m:t>
+            </m:r>
+          </m:e>
+        </m:d>
+        <m:r>
+          <m:t>​</m:t>
+        </m:r>
+        <m:r>
+          <m:rPr>
+            <m:sty m:val="p"/>
+          </m:rPr>
+          <m:t>=</m:t>
+        </m:r>
+        <m:r>
+          <m:t>1</m:t>
+        </m:r>
+      </m:oMath>
+      <w:r>
+        <w:t xml:space="preserve"> </w:t>
+      </w:r>
+      <w:r>
+        <w:t xml:space="preserve">for</w:t>
+      </w:r>
+      <w:r>
+        <w:t xml:space="preserve"> </w:t>
+      </w:r>
+      <m:oMath>
         <m:r>
           <m:t>t</m:t>
         </m:r>
@@ -19311,42 +19763,13 @@
           <m:rPr>
             <m:sty m:val="p"/>
           </m:rPr>
-          <m:t>)</m:t>
-        </m:r>
-        <m:r>
-          <m:rPr>
-            <m:sty m:val="p"/>
-          </m:rPr>
-          <m:t>=</m:t>
+          <m:t>&gt;</m:t>
         </m:r>
         <m:r>
           <m:t>1</m:t>
         </m:r>
       </m:oMath>
       <w:r>
-        <w:t xml:space="preserve"> </w:t>
-      </w:r>
-      <w:r>
-        <w:t xml:space="preserve">for</w:t>
-      </w:r>
-      <w:r>
-        <w:t xml:space="preserve"> </w:t>
-      </w:r>
-      <m:oMath>
-        <m:r>
-          <m:t>t</m:t>
-        </m:r>
-        <m:r>
-          <m:rPr>
-            <m:sty m:val="p"/>
-          </m:rPr>
-          <m:t>&gt;</m:t>
-        </m:r>
-        <m:r>
-          <m:t>1</m:t>
-        </m:r>
-      </m:oMath>
-      <w:r>
         <w:t xml:space="preserve">.</w:t>
       </w:r>
       <w:r>
@@ -19360,6 +19783,9 @@
       </w:r>
       <m:oMath>
         <m:r>
+          <m:rPr>
+            <m:sty m:val="p"/>
+          </m:rPr>
           <m:t>F</m:t>
         </m:r>
       </m:oMath>
@@ -20210,34 +20636,41 @@
                 </m:fPr>
                 <m:num>
                   <m:r>
-                    <m:t>F</m:t>
-                  </m:r>
-                  <m:r>
                     <m:rPr>
                       <m:sty m:val="p"/>
                     </m:rPr>
-                    <m:t>(</m:t>
-                  </m:r>
-                  <m:r>
-                    <m:t>x</m:t>
-                  </m:r>
-                  <m:r>
-                    <m:rPr>
-                      <m:sty m:val="p"/>
-                    </m:rPr>
-                    <m:t>+</m:t>
-                  </m:r>
-                  <m:r>
-                    <m:rPr>
-                      <m:sty m:val="p"/>
-                    </m:rPr>
-                    <m:t>Δ</m:t>
-                  </m:r>
-                  <m:r>
-                    <m:rPr>
-                      <m:sty m:val="p"/>
-                    </m:rPr>
-                    <m:t>)</m:t>
+                    <m:t>F</m:t>
+                  </m:r>
+                  <m:r>
+                    <m:t>​</m:t>
+                  </m:r>
+                  <m:d>
+                    <m:dPr>
+                      <m:begChr m:val="("/>
+                      <m:sepChr m:val=""/>
+                      <m:endChr m:val=")"/>
+                      <m:grow/>
+                    </m:dPr>
+                    <m:e>
+                      <m:r>
+                        <m:t>x</m:t>
+                      </m:r>
+                      <m:r>
+                        <m:rPr>
+                          <m:sty m:val="p"/>
+                        </m:rPr>
+                        <m:t>+</m:t>
+                      </m:r>
+                      <m:r>
+                        <m:rPr>
+                          <m:sty m:val="p"/>
+                        </m:rPr>
+                        <m:t>Δ</m:t>
+                      </m:r>
+                    </m:e>
+                  </m:d>
+                  <m:r>
+                    <m:t>​</m:t>
                   </m:r>
                   <m:r>
                     <m:rPr>
@@ -20246,22 +20679,29 @@
                     <m:t>−</m:t>
                   </m:r>
                   <m:r>
-                    <m:t>F</m:t>
-                  </m:r>
-                  <m:r>
                     <m:rPr>
                       <m:sty m:val="p"/>
                     </m:rPr>
-                    <m:t>(</m:t>
-                  </m:r>
-                  <m:r>
-                    <m:t>x</m:t>
-                  </m:r>
-                  <m:r>
-                    <m:rPr>
-                      <m:sty m:val="p"/>
-                    </m:rPr>
-                    <m:t>)</m:t>
+                    <m:t>F</m:t>
+                  </m:r>
+                  <m:r>
+                    <m:t>​</m:t>
+                  </m:r>
+                  <m:d>
+                    <m:dPr>
+                      <m:begChr m:val="("/>
+                      <m:sepChr m:val=""/>
+                      <m:endChr m:val=")"/>
+                      <m:grow/>
+                    </m:dPr>
+                    <m:e>
+                      <m:r>
+                        <m:t>x</m:t>
+                      </m:r>
+                    </m:e>
+                  </m:d>
+                  <m:r>
+                    <m:t>​</m:t>
                   </m:r>
                 </m:num>
                 <m:den>
@@ -20317,6 +20757,9 @@
       </w:r>
       <m:oMath>
         <m:r>
+          <m:rPr>
+            <m:sty m:val="p"/>
+          </m:rPr>
           <m:t>F</m:t>
         </m:r>
       </m:oMath>
@@ -20347,6 +20790,9 @@
         <m:sSup>
           <m:e>
             <m:r>
+              <m:rPr>
+                <m:sty m:val="p"/>
+              </m:rPr>
               <m:t>F</m:t>
             </m:r>
           </m:e>
@@ -21114,6 +21560,9 @@
       </w:r>
       <m:oMath>
         <m:r>
+          <m:rPr>
+            <m:sty m:val="p"/>
+          </m:rPr>
           <m:t>F</m:t>
         </m:r>
       </m:oMath>
@@ -21279,34 +21728,41 @@
             </m:fPr>
             <m:num>
               <m:r>
+                <m:rPr>
+                  <m:sty m:val="p"/>
+                </m:rPr>
                 <m:t>F</m:t>
               </m:r>
               <m:r>
-                <m:rPr>
-                  <m:sty m:val="p"/>
-                </m:rPr>
-                <m:t>(</m:t>
-              </m:r>
-              <m:r>
-                <m:t>x</m:t>
-              </m:r>
-              <m:r>
-                <m:rPr>
-                  <m:sty m:val="p"/>
-                </m:rPr>
-                <m:t>+</m:t>
-              </m:r>
-              <m:r>
-                <m:rPr>
-                  <m:sty m:val="p"/>
-                </m:rPr>
-                <m:t>Δ</m:t>
-              </m:r>
-              <m:r>
-                <m:rPr>
-                  <m:sty m:val="p"/>
-                </m:rPr>
-                <m:t>)</m:t>
+                <m:t>​</m:t>
+              </m:r>
+              <m:d>
+                <m:dPr>
+                  <m:begChr m:val="("/>
+                  <m:sepChr m:val=""/>
+                  <m:endChr m:val=")"/>
+                  <m:grow/>
+                </m:dPr>
+                <m:e>
+                  <m:r>
+                    <m:t>x</m:t>
+                  </m:r>
+                  <m:r>
+                    <m:rPr>
+                      <m:sty m:val="p"/>
+                    </m:rPr>
+                    <m:t>+</m:t>
+                  </m:r>
+                  <m:r>
+                    <m:rPr>
+                      <m:sty m:val="p"/>
+                    </m:rPr>
+                    <m:t>Δ</m:t>
+                  </m:r>
+                </m:e>
+              </m:d>
+              <m:r>
+                <m:t>​</m:t>
               </m:r>
               <m:r>
                 <m:rPr>
@@ -21315,22 +21771,29 @@
                 <m:t>−</m:t>
               </m:r>
               <m:r>
+                <m:rPr>
+                  <m:sty m:val="p"/>
+                </m:rPr>
                 <m:t>F</m:t>
               </m:r>
               <m:r>
-                <m:rPr>
-                  <m:sty m:val="p"/>
-                </m:rPr>
-                <m:t>(</m:t>
-              </m:r>
-              <m:r>
-                <m:t>x</m:t>
-              </m:r>
-              <m:r>
-                <m:rPr>
-                  <m:sty m:val="p"/>
-                </m:rPr>
-                <m:t>)</m:t>
+                <m:t>​</m:t>
+              </m:r>
+              <m:d>
+                <m:dPr>
+                  <m:begChr m:val="("/>
+                  <m:sepChr m:val=""/>
+                  <m:endChr m:val=")"/>
+                  <m:grow/>
+                </m:dPr>
+                <m:e>
+                  <m:r>
+                    <m:t>x</m:t>
+                  </m:r>
+                </m:e>
+              </m:d>
+              <m:r>
+                <m:t>​</m:t>
               </m:r>
             </m:num>
             <m:den>
@@ -21363,6 +21826,9 @@
       </w:r>
       <m:oMath>
         <m:r>
+          <m:rPr>
+            <m:sty m:val="p"/>
+          </m:rPr>
           <m:t>F</m:t>
         </m:r>
       </m:oMath>
@@ -22345,6 +22811,9 @@
       </w:r>
       <m:oMath>
         <m:r>
+          <m:rPr>
+            <m:sty m:val="p"/>
+          </m:rPr>
           <m:t>F</m:t>
         </m:r>
       </m:oMath>
@@ -22730,22 +23199,29 @@
                 </m:lim>
               </m:limLow>
               <m:r>
+                <m:rPr>
+                  <m:sty m:val="p"/>
+                </m:rPr>
                 <m:t>F</m:t>
               </m:r>
               <m:r>
-                <m:rPr>
-                  <m:sty m:val="p"/>
-                </m:rPr>
-                <m:t>(</m:t>
-              </m:r>
-              <m:r>
-                <m:t>b</m:t>
-              </m:r>
-              <m:r>
-                <m:rPr>
-                  <m:sty m:val="p"/>
-                </m:rPr>
-                <m:t>)</m:t>
+                <m:t>​</m:t>
+              </m:r>
+              <m:d>
+                <m:dPr>
+                  <m:begChr m:val="("/>
+                  <m:sepChr m:val=""/>
+                  <m:endChr m:val=")"/>
+                  <m:grow/>
+                </m:dPr>
+                <m:e>
+                  <m:r>
+                    <m:t>b</m:t>
+                  </m:r>
+                </m:e>
+              </m:d>
+              <m:r>
+                <m:t>​</m:t>
               </m:r>
               <m:r>
                 <m:t>&amp;</m:t>

--- a/pr-preview/pr-134/random-variables.docx
+++ b/pr-preview/pr-134/random-variables.docx
@@ -15,7 +15,7 @@
         <w:pStyle w:val="Date"/>
       </w:pPr>
       <w:r>
-        <w:t xml:space="preserve">Last modified: 2026-10-14 15:13:10 (PDT)</w:t>
+        <w:t xml:space="preserve">Last modified: 2026-10-15 08:50:47 (PDT)</w:t>
       </w:r>
     </w:p>
     <w:bookmarkStart w:id="25" w:name="sec-random-variables"/>
@@ -9385,7 +9385,7 @@
           <w:b/>
           <w:bCs/>
         </w:rPr>
-        <w:t xml:space="preserve">Definition 10 (Normal distribution)</w:t>
+        <w:t xml:space="preserve">Definition 10 (Normal distribution (Gaussian distribution))</w:t>
       </w:r>
       <w:r>
         <w:t xml:space="preserve"> </w:t>
@@ -25782,7 +25782,7 @@
           <w:b/>
           <w:bCs/>
         </w:rPr>
-        <w:t xml:space="preserve">Definition 17 (Joint probability mass function)</w:t>
+        <w:t xml:space="preserve">Definition 17 (Joint probability mass function (joint PMF))</w:t>
       </w:r>
       <w:r>
         <w:t xml:space="preserve"> </w:t>
@@ -25852,7 +25852,17 @@
         <w:t xml:space="preserve"> </w:t>
       </w:r>
       <w:r>
-        <w:t xml:space="preserve">(joint PMF) of</w:t>
+        <w:t xml:space="preserve">(</w:t>
+      </w:r>
+      <w:r>
+        <w:rPr>
+          <w:b/>
+          <w:bCs/>
+        </w:rPr>
+        <w:t xml:space="preserve">joint PMF</w:t>
+      </w:r>
+      <w:r>
+        <w:t xml:space="preserve">) of</w:t>
       </w:r>
       <w:r>
         <w:t xml:space="preserve"> </w:t>
@@ -28368,7 +28378,7 @@
           <w:b/>
           <w:bCs/>
         </w:rPr>
-        <w:t xml:space="preserve">Definition 19 (Joint probability density function)</w:t>
+        <w:t xml:space="preserve">Definition 19 (Joint probability density function (joint density))</w:t>
       </w:r>
       <w:r>
         <w:t xml:space="preserve"> </w:t>
@@ -28438,7 +28448,17 @@
         <w:t xml:space="preserve"> </w:t>
       </w:r>
       <w:r>
-        <w:t xml:space="preserve">(joint density) of</w:t>
+        <w:t xml:space="preserve">(</w:t>
+      </w:r>
+      <w:r>
+        <w:rPr>
+          <w:b/>
+          <w:bCs/>
+        </w:rPr>
+        <w:t xml:space="preserve">joint density</w:t>
+      </w:r>
+      <w:r>
+        <w:t xml:space="preserve">) of</w:t>
       </w:r>
       <w:r>
         <w:t xml:space="preserve"> </w:t>
@@ -38379,7 +38399,7 @@
           <w:b/>
           <w:bCs/>
         </w:rPr>
-        <w:t xml:space="preserve">Definition 21 (Survival function)</w:t>
+        <w:t xml:space="preserve">Definition 21 (Survival function (survivor function))</w:t>
       </w:r>
       <w:r>
         <w:t xml:space="preserve"> </w:t>
@@ -40609,7 +40629,7 @@
           <w:b/>
           <w:bCs/>
         </w:rPr>
-        <w:t xml:space="preserve">Definition 22 (Hazard function)</w:t>
+        <w:t xml:space="preserve">Definition 22 (Hazard function (hazard rate, hazard rate function))</w:t>
       </w:r>
       <w:r>
         <w:t xml:space="preserve"> </w:t>
